--- a/back_end/FastAPI/static/template/case_approval_template.docx
+++ b/back_end/FastAPI/static/template/case_approval_template.docx
@@ -79,6 +79,15 @@
           <w:szCs w:val="44"/>
         </w:rPr>
       </w:pPr>
+      <w:r>
+        <w:rPr>
+          <w:rFonts w:ascii="黑体" w:eastAsia="黑体" w:hAnsi="黑体" w:hint="eastAsia"/>
+          <w:sz w:val="44"/>
+          <w:szCs w:val="44"/>
+          <w:lang w:eastAsia="zh-CN"/>
+        </w:rPr>
+        <w:t>业务</w:t>
+      </w:r>
       <w:proofErr w:type="spellStart"/>
       <w:r>
         <w:rPr>
@@ -86,7 +95,7 @@
           <w:sz w:val="44"/>
           <w:szCs w:val="44"/>
         </w:rPr>
-        <w:t>案件审批表</w:t>
+        <w:t>审批表</w:t>
       </w:r>
       <w:proofErr w:type="spellEnd"/>
     </w:p>
@@ -120,15 +129,22 @@
                 <w:szCs w:val="24"/>
               </w:rPr>
             </w:pPr>
-            <w:proofErr w:type="spellStart"/>
+            <w:r>
+              <w:rPr>
+                <w:rFonts w:hint="eastAsia"/>
+                <w:sz w:val="24"/>
+                <w:szCs w:val="24"/>
+                <w:lang w:eastAsia="zh-CN"/>
+              </w:rPr>
+              <w:t>业务</w:t>
+            </w:r>
             <w:r>
               <w:rPr>
                 <w:sz w:val="24"/>
                 <w:szCs w:val="24"/>
               </w:rPr>
-              <w:t>案件号</w:t>
+              <w:t>号</w:t>
             </w:r>
-            <w:proofErr w:type="spellEnd"/>
           </w:p>
         </w:tc>
         <w:tc>
@@ -489,7 +505,6 @@
           <w:p>
             <w:pPr>
               <w:rPr>
-                <w:rFonts w:hint="eastAsia"/>
                 <w:sz w:val="24"/>
                 <w:szCs w:val="24"/>
                 <w:lang w:eastAsia="zh-CN"/>
@@ -556,7 +571,6 @@
           <w:p>
             <w:pPr>
               <w:rPr>
-                <w:rFonts w:hint="eastAsia"/>
                 <w:sz w:val="24"/>
                 <w:szCs w:val="24"/>
                 <w:lang w:eastAsia="zh-CN"/>
@@ -655,11 +669,22 @@
             </w:pPr>
             <w:r>
               <w:rPr>
+                <w:rFonts w:hint="eastAsia"/>
+                <w:sz w:val="24"/>
+                <w:szCs w:val="24"/>
+                <w:lang w:eastAsia="zh-CN"/>
+              </w:rPr>
+              <w:t>业务</w:t>
+            </w:r>
+            <w:proofErr w:type="spellStart"/>
+            <w:r>
+              <w:rPr>
                 <w:sz w:val="24"/>
                 <w:szCs w:val="24"/>
               </w:rPr>
-              <w:t>案件类别</w:t>
+              <w:t>类别</w:t>
             </w:r>
+            <w:proofErr w:type="spellEnd"/>
           </w:p>
         </w:tc>
         <w:tc>
@@ -895,10 +920,12 @@
             </w:pPr>
             <w:r>
               <w:rPr>
+                <w:rFonts w:hint="eastAsia"/>
                 <w:sz w:val="24"/>
                 <w:szCs w:val="24"/>
+                <w:lang w:eastAsia="zh-CN"/>
               </w:rPr>
-              <w:t>律师费</w:t>
+              <w:t>业务收入</w:t>
             </w:r>
             <w:r>
               <w:rPr>
@@ -941,6 +968,132 @@
                 <w:szCs w:val="24"/>
               </w:rPr>
               <w:t>{{case_income}}</w:t>
+            </w:r>
+          </w:p>
+        </w:tc>
+      </w:tr>
+      <w:tr>
+        <w:trPr>
+          <w:trHeight w:val="527"/>
+          <w:jc w:val="center"/>
+        </w:trPr>
+        <w:tc>
+          <w:tcPr>
+            <w:tcW w:w="1565" w:type="dxa"/>
+            <w:vAlign w:val="center"/>
+          </w:tcPr>
+          <w:p>
+            <w:pPr>
+              <w:rPr>
+                <w:sz w:val="24"/>
+                <w:szCs w:val="24"/>
+              </w:rPr>
+            </w:pPr>
+            <w:r>
+              <w:rPr>
+                <w:rFonts w:hint="eastAsia"/>
+                <w:sz w:val="24"/>
+                <w:szCs w:val="24"/>
+                <w:lang w:eastAsia="zh-CN"/>
+              </w:rPr>
+              <w:t>是否重大</w:t>
+            </w:r>
+          </w:p>
+        </w:tc>
+        <w:tc>
+          <w:tcPr>
+            <w:tcW w:w="2806" w:type="dxa"/>
+            <w:vAlign w:val="center"/>
+          </w:tcPr>
+          <w:p>
+            <w:pPr>
+              <w:rPr>
+                <w:sz w:val="24"/>
+                <w:szCs w:val="24"/>
+              </w:rPr>
+            </w:pPr>
+            <w:r>
+              <w:rPr>
+                <w:sz w:val="24"/>
+                <w:szCs w:val="24"/>
+              </w:rPr>
+              <w:t>{{</w:t>
+            </w:r>
+            <w:proofErr w:type="spellStart"/>
+            <w:r>
+              <w:rPr>
+                <w:sz w:val="24"/>
+                <w:szCs w:val="24"/>
+              </w:rPr>
+              <w:t>is_major</w:t>
+            </w:r>
+            <w:proofErr w:type="spellEnd"/>
+            <w:r>
+              <w:rPr>
+                <w:sz w:val="24"/>
+                <w:szCs w:val="24"/>
+              </w:rPr>
+              <w:t>}}</w:t>
+            </w:r>
+          </w:p>
+        </w:tc>
+        <w:tc>
+          <w:tcPr>
+            <w:tcW w:w="1582" w:type="dxa"/>
+            <w:vAlign w:val="center"/>
+          </w:tcPr>
+          <w:p>
+            <w:pPr>
+              <w:rPr>
+                <w:sz w:val="24"/>
+                <w:szCs w:val="24"/>
+              </w:rPr>
+            </w:pPr>
+            <w:proofErr w:type="spellStart"/>
+            <w:r>
+              <w:rPr>
+                <w:sz w:val="24"/>
+                <w:szCs w:val="24"/>
+              </w:rPr>
+              <w:t>利益冲突排查</w:t>
+            </w:r>
+            <w:proofErr w:type="spellEnd"/>
+          </w:p>
+        </w:tc>
+        <w:tc>
+          <w:tcPr>
+            <w:tcW w:w="2903" w:type="dxa"/>
+            <w:vAlign w:val="center"/>
+          </w:tcPr>
+          <w:p>
+            <w:pPr>
+              <w:rPr>
+                <w:sz w:val="24"/>
+                <w:szCs w:val="24"/>
+              </w:rPr>
+            </w:pPr>
+            <w:r>
+              <w:rPr>
+                <w:sz w:val="24"/>
+                <w:szCs w:val="24"/>
+              </w:rPr>
+              <w:t>{{</w:t>
+            </w:r>
+            <w:proofErr w:type="spellStart"/>
+            <w:r>
+              <w:rPr>
+                <w:sz w:val="24"/>
+                <w:szCs w:val="24"/>
+              </w:rPr>
+              <w:t>conflict_status</w:t>
+            </w:r>
+            <w:proofErr w:type="spellEnd"/>
+            <w:r>
+              <w:rPr>
+                <w:sz w:val="24"/>
+                <w:szCs w:val="24"/>
+              </w:rPr>
+              <w:t>}}</w:t>
             </w:r>
           </w:p>
         </w:tc>
